--- a/Documentation/MakingABuild.docx
+++ b/Documentation/MakingABuild.docx
@@ -13,31 +13,7 @@
     </w:p>
     <w:p>
       <w:r>
-        <w:t xml:space="preserve">Making a build is easy, but it is </w:t>
-      </w:r>
-      <w:proofErr w:type="gramStart"/>
-      <w:r>
-        <w:t>definitely complicated</w:t>
-      </w:r>
-      <w:proofErr w:type="gramEnd"/>
-      <w:r>
-        <w:t xml:space="preserve"> for someone who hasn’t made builds with the </w:t>
-      </w:r>
-      <w:proofErr w:type="spellStart"/>
-      <w:r>
-        <w:t>Addressables</w:t>
-      </w:r>
-      <w:proofErr w:type="spellEnd"/>
-      <w:r>
-        <w:t xml:space="preserve"> system.  (See </w:t>
-      </w:r>
-      <w:proofErr w:type="spellStart"/>
-      <w:r>
-        <w:t>AddressablePatching</w:t>
-      </w:r>
-      <w:proofErr w:type="spellEnd"/>
-      <w:r>
-        <w:t xml:space="preserve"> for more details on this)</w:t>
+        <w:t xml:space="preserve">Making a build is easy, but it is definitely complicated for someone who hasn’t made builds with the Addressables system. </w:t>
       </w:r>
     </w:p>
     <w:p>
@@ -48,23 +24,7 @@
         <w:t xml:space="preserve"> standard Unity</w:t>
       </w:r>
       <w:r>
-        <w:t xml:space="preserve"> </w:t>
-      </w:r>
-      <w:proofErr w:type="gramStart"/>
-      <w:r>
-        <w:t>build</w:t>
-      </w:r>
-      <w:proofErr w:type="gramEnd"/>
-      <w:r>
-        <w:t xml:space="preserve"> by going here: Build Profiles (</w:t>
-      </w:r>
-      <w:proofErr w:type="spellStart"/>
-      <w:r>
-        <w:t>Ctrl+Shift+B</w:t>
-      </w:r>
-      <w:proofErr w:type="spellEnd"/>
-      <w:r>
-        <w:t>) and make sure the Scene List looks like this</w:t>
+        <w:t xml:space="preserve"> build by going here: Build Profiles (Ctrl+Shift+B) and make sure the Scene List looks like this</w:t>
       </w:r>
     </w:p>
     <w:p>
@@ -72,6 +32,9 @@
         <w:keepNext/>
       </w:pPr>
       <w:r>
+        <w:rPr>
+          <w:noProof/>
+        </w:rPr>
         <w:drawing>
           <wp:inline distT="0" distB="0" distL="0" distR="0" wp14:anchorId="75096975" wp14:editId="5D4977AB">
             <wp:extent cx="2874230" cy="2328863"/>
@@ -116,48 +79,25 @@
       <w:r>
         <w:t xml:space="preserve">Figure </w:t>
       </w:r>
-      <w:r>
-        <w:fldChar w:fldCharType="begin"/>
-      </w:r>
-      <w:r>
-        <w:instrText xml:space="preserve"> SEQ Figure \* ARABIC </w:instrText>
-      </w:r>
-      <w:r>
-        <w:fldChar w:fldCharType="separate"/>
-      </w:r>
-      <w:r>
-        <w:rPr>
-          <w:noProof/>
-        </w:rPr>
-        <w:t>1</w:t>
-      </w:r>
-      <w:r>
-        <w:fldChar w:fldCharType="end"/>
-      </w:r>
+      <w:fldSimple w:instr=" SEQ Figure \* ARABIC ">
+        <w:r>
+          <w:rPr>
+            <w:noProof/>
+          </w:rPr>
+          <w:t>1</w:t>
+        </w:r>
+      </w:fldSimple>
       <w:r>
         <w:t xml:space="preserve"> - How to </w:t>
       </w:r>
-      <w:proofErr w:type="gramStart"/>
       <w:r>
         <w:t xml:space="preserve">standard </w:t>
       </w:r>
       <w:r>
-        <w:t>build</w:t>
-      </w:r>
-      <w:proofErr w:type="gramEnd"/>
-      <w:r>
-        <w:t xml:space="preserve"> on Unity</w:t>
-      </w:r>
-      <w:r>
-        <w:t xml:space="preserve"> (</w:t>
-      </w:r>
-      <w:proofErr w:type="spellStart"/>
-      <w:r>
-        <w:t>Ctrl+Shift+B</w:t>
-      </w:r>
-      <w:proofErr w:type="spellEnd"/>
-      <w:r>
-        <w:t>)</w:t>
+        <w:t>build on Unity</w:t>
+      </w:r>
+      <w:r>
+        <w:t xml:space="preserve"> (Ctrl+Shift+B)</w:t>
       </w:r>
     </w:p>
     <w:p>
@@ -165,6 +105,9 @@
         <w:keepNext/>
       </w:pPr>
       <w:r>
+        <w:rPr>
+          <w:noProof/>
+        </w:rPr>
         <w:drawing>
           <wp:inline distT="0" distB="0" distL="0" distR="0" wp14:anchorId="333A0616" wp14:editId="21FEC580">
             <wp:extent cx="3221764" cy="1657350"/>
@@ -209,24 +152,14 @@
       <w:r>
         <w:t xml:space="preserve">Figure </w:t>
       </w:r>
-      <w:r>
-        <w:fldChar w:fldCharType="begin"/>
-      </w:r>
-      <w:r>
-        <w:instrText xml:space="preserve"> SEQ Figure \* ARABIC </w:instrText>
-      </w:r>
-      <w:r>
-        <w:fldChar w:fldCharType="separate"/>
-      </w:r>
-      <w:r>
-        <w:rPr>
-          <w:noProof/>
-        </w:rPr>
-        <w:t>2</w:t>
-      </w:r>
-      <w:r>
-        <w:fldChar w:fldCharType="end"/>
-      </w:r>
+      <w:fldSimple w:instr=" SEQ Figure \* ARABIC ">
+        <w:r>
+          <w:rPr>
+            <w:noProof/>
+          </w:rPr>
+          <w:t>2</w:t>
+        </w:r>
+      </w:fldSimple>
       <w:r>
         <w:t xml:space="preserve"> - Scene List</w:t>
       </w:r>
@@ -240,23 +173,7 @@
           <w:b/>
           <w:bCs/>
         </w:rPr>
-        <w:t>Window-&gt;Asset Management-&gt;</w:t>
-      </w:r>
-      <w:proofErr w:type="spellStart"/>
-      <w:r>
-        <w:rPr>
-          <w:b/>
-          <w:bCs/>
-        </w:rPr>
-        <w:t>Addressables</w:t>
-      </w:r>
-      <w:proofErr w:type="spellEnd"/>
-      <w:r>
-        <w:rPr>
-          <w:b/>
-          <w:bCs/>
-        </w:rPr>
-        <w:t>-&gt;Groups</w:t>
+        <w:t>Window-&gt;Asset Management-&gt;Addressables-&gt;Groups</w:t>
       </w:r>
       <w:r>
         <w:t xml:space="preserve"> to make sure that all assets OUTSIDE OF MAINMENU_PC</w:t>
@@ -269,23 +186,7 @@
           <w:sz w:val="16"/>
           <w:szCs w:val="16"/>
         </w:rPr>
-        <w:t>(</w:t>
-      </w:r>
-      <w:proofErr w:type="spellStart"/>
-      <w:r>
-        <w:rPr>
-          <w:sz w:val="16"/>
-          <w:szCs w:val="16"/>
-        </w:rPr>
-        <w:t>MainMenu_PC</w:t>
-      </w:r>
-      <w:proofErr w:type="spellEnd"/>
-      <w:r>
-        <w:rPr>
-          <w:sz w:val="16"/>
-          <w:szCs w:val="16"/>
-        </w:rPr>
-        <w:t xml:space="preserve"> is packaged with the build whilst others are downloaded online)</w:t>
+        <w:t>(MainMenu_PC is packaged with the build whilst others are downloaded online)</w:t>
       </w:r>
       <w:r>
         <w:rPr>
@@ -306,6 +207,9 @@
         <w:keepNext/>
       </w:pPr>
       <w:r>
+        <w:rPr>
+          <w:noProof/>
+        </w:rPr>
         <w:lastRenderedPageBreak/>
         <w:drawing>
           <wp:inline distT="0" distB="0" distL="0" distR="0" wp14:anchorId="6682F25E" wp14:editId="343390DC">
@@ -351,26 +255,24 @@
       <w:r>
         <w:t xml:space="preserve">Figure </w:t>
       </w:r>
-      <w:r>
-        <w:fldChar w:fldCharType="begin"/>
-      </w:r>
-      <w:r>
-        <w:instrText xml:space="preserve"> SEQ Figure \* ARABIC </w:instrText>
-      </w:r>
-      <w:r>
-        <w:fldChar w:fldCharType="separate"/>
-      </w:r>
-      <w:r>
-        <w:rPr>
-          <w:noProof/>
-        </w:rPr>
-        <w:t>3</w:t>
-      </w:r>
-      <w:r>
-        <w:fldChar w:fldCharType="end"/>
-      </w:r>
+      <w:fldSimple w:instr=" SEQ Figure \* ARABIC ">
+        <w:r>
+          <w:rPr>
+            <w:noProof/>
+          </w:rPr>
+          <w:t>3</w:t>
+        </w:r>
+      </w:fldSimple>
       <w:r>
         <w:t xml:space="preserve"> - Addressable Groups</w:t>
+      </w:r>
+    </w:p>
+    <w:p>
+      <w:r>
+        <w:t xml:space="preserve">^ </w:t>
+      </w:r>
+      <w:r>
+        <w:t xml:space="preserve">In this case, having the scene, “AutoRunnerInfinite” and the Assets/Prefabs folder is sufficient.  </w:t>
       </w:r>
     </w:p>
     <w:p>
@@ -380,20 +282,6 @@
         </w:rPr>
       </w:pPr>
       <w:r>
-        <w:t xml:space="preserve">^ </w:t>
-      </w:r>
-      <w:r>
-        <w:t>In this case, having the scene, “</w:t>
-      </w:r>
-      <w:proofErr w:type="spellStart"/>
-      <w:r>
-        <w:t>AutoRunnerInfinite</w:t>
-      </w:r>
-      <w:proofErr w:type="spellEnd"/>
-      <w:r>
-        <w:t xml:space="preserve">” and the Assets/Prefabs folder is sufficient.  </w:t>
-      </w:r>
-      <w:r>
         <w:t xml:space="preserve">You don’t need to know this, but in case it becomes relevant: </w:t>
       </w:r>
       <w:r>
@@ -414,6 +302,9 @@
         <w:keepNext/>
       </w:pPr>
       <w:r>
+        <w:rPr>
+          <w:noProof/>
+        </w:rPr>
         <w:drawing>
           <wp:inline distT="0" distB="0" distL="0" distR="0" wp14:anchorId="208F0A26" wp14:editId="589E13CA">
             <wp:extent cx="4786313" cy="2085830"/>
@@ -458,273 +349,46 @@
       <w:r>
         <w:t xml:space="preserve">Figure </w:t>
       </w:r>
-      <w:r>
-        <w:fldChar w:fldCharType="begin"/>
-      </w:r>
-      <w:r>
-        <w:instrText xml:space="preserve"> SEQ Figure \* ARABIC </w:instrText>
-      </w:r>
-      <w:r>
-        <w:fldChar w:fldCharType="separate"/>
-      </w:r>
-      <w:r>
-        <w:rPr>
-          <w:noProof/>
-        </w:rPr>
-        <w:t>4</w:t>
-      </w:r>
-      <w:r>
-        <w:fldChar w:fldCharType="end"/>
-      </w:r>
+      <w:fldSimple w:instr=" SEQ Figure \* ARABIC ">
+        <w:r>
+          <w:rPr>
+            <w:noProof/>
+          </w:rPr>
+          <w:t>4</w:t>
+        </w:r>
+      </w:fldSimple>
       <w:r>
         <w:t xml:space="preserve"> - I want to load Scenes on startup, so I add scenes to Manager prefab Update Procedure</w:t>
       </w:r>
     </w:p>
     <w:p>
       <w:r>
-        <w:t xml:space="preserve">Once the build is done, go to </w:t>
-      </w:r>
-      <w:proofErr w:type="spellStart"/>
+        <w:t xml:space="preserve">Once the build is done, </w:t>
+      </w:r>
       <w:r>
         <w:rPr>
           <w:b/>
           <w:bCs/>
         </w:rPr>
-        <w:t>TheRespawnBureau</w:t>
-      </w:r>
-      <w:proofErr w:type="spellEnd"/>
-      <w:r>
-        <w:rPr>
-          <w:b/>
-          <w:bCs/>
-        </w:rPr>
-        <w:t>\</w:t>
-      </w:r>
-      <w:proofErr w:type="spellStart"/>
-      <w:r>
-        <w:rPr>
-          <w:b/>
-          <w:bCs/>
-        </w:rPr>
-        <w:t>SpookyRunner</w:t>
-      </w:r>
-      <w:proofErr w:type="spellEnd"/>
-      <w:r>
-        <w:rPr>
-          <w:b/>
-          <w:bCs/>
-        </w:rPr>
-        <w:t>\</w:t>
-      </w:r>
-      <w:proofErr w:type="spellStart"/>
-      <w:r>
-        <w:rPr>
-          <w:b/>
-          <w:bCs/>
-        </w:rPr>
-        <w:t>ServerData</w:t>
-      </w:r>
-      <w:proofErr w:type="spellEnd"/>
-      <w:r>
-        <w:rPr>
-          <w:b/>
-          <w:bCs/>
-        </w:rPr>
-        <w:t xml:space="preserve"> </w:t>
-      </w:r>
-      <w:r>
-        <w:t xml:space="preserve">and upload the file associated with your current build platform (StandaloneWindows64 or Android) to the </w:t>
-      </w:r>
-      <w:hyperlink r:id="rId10" w:history="1">
-        <w:proofErr w:type="spellStart"/>
-        <w:r>
-          <w:rPr>
-            <w:rStyle w:val="Hyperlink"/>
-            <w:b/>
-            <w:bCs/>
-          </w:rPr>
-          <w:t>KnightmareDash-addressables</w:t>
-        </w:r>
-        <w:proofErr w:type="spellEnd"/>
-      </w:hyperlink>
-      <w:r>
-        <w:t xml:space="preserve"> </w:t>
-      </w:r>
-      <w:proofErr w:type="spellStart"/>
-      <w:r>
-        <w:t>github</w:t>
-      </w:r>
-      <w:proofErr w:type="spellEnd"/>
-      <w:r>
-        <w:t xml:space="preserve"> repo.</w:t>
-      </w:r>
-    </w:p>
-    <w:p>
-      <w:hyperlink r:id="rId11" w:history="1">
-        <w:r>
-          <w:rPr>
-            <w:rStyle w:val="Hyperlink"/>
-          </w:rPr>
-          <w:t>https://github.com/MinerSheep/KnightmareDash-addressables</w:t>
-        </w:r>
-      </w:hyperlink>
-    </w:p>
-    <w:p/>
-    <w:p>
-      <w:pPr>
-        <w:keepNext/>
-      </w:pPr>
-      <w:r>
-        <w:lastRenderedPageBreak/>
-        <w:drawing>
-          <wp:inline distT="0" distB="0" distL="0" distR="0" wp14:anchorId="12E1AA5D" wp14:editId="287A328D">
-            <wp:extent cx="3809659" cy="2724150"/>
-            <wp:effectExtent l="0" t="0" r="635" b="0"/>
-            <wp:docPr id="811327656" name="Picture 1"/>
-            <wp:cNvGraphicFramePr>
-              <a:graphicFrameLocks xmlns:a="http://schemas.openxmlformats.org/drawingml/2006/main" noChangeAspect="1"/>
-            </wp:cNvGraphicFramePr>
-            <a:graphic xmlns:a="http://schemas.openxmlformats.org/drawingml/2006/main">
-              <a:graphicData uri="http://schemas.openxmlformats.org/drawingml/2006/picture">
-                <pic:pic xmlns:pic="http://schemas.openxmlformats.org/drawingml/2006/picture">
-                  <pic:nvPicPr>
-                    <pic:cNvPr id="811327656" name=""/>
-                    <pic:cNvPicPr/>
-                  </pic:nvPicPr>
-                  <pic:blipFill>
-                    <a:blip r:embed="rId12"/>
-                    <a:stretch>
-                      <a:fillRect/>
-                    </a:stretch>
-                  </pic:blipFill>
-                  <pic:spPr>
-                    <a:xfrm>
-                      <a:off x="0" y="0"/>
-                      <a:ext cx="3831331" cy="2739647"/>
-                    </a:xfrm>
-                    <a:prstGeom prst="rect">
-                      <a:avLst/>
-                    </a:prstGeom>
-                  </pic:spPr>
-                </pic:pic>
-              </a:graphicData>
-            </a:graphic>
-          </wp:inline>
-        </w:drawing>
-      </w:r>
-    </w:p>
-    <w:p>
-      <w:pPr>
-        <w:pStyle w:val="Caption"/>
-      </w:pPr>
-      <w:r>
-        <w:t xml:space="preserve">Figure </w:t>
-      </w:r>
-      <w:r>
-        <w:fldChar w:fldCharType="begin"/>
-      </w:r>
-      <w:r>
-        <w:instrText xml:space="preserve"> SEQ Figure \* ARABIC </w:instrText>
-      </w:r>
-      <w:r>
-        <w:fldChar w:fldCharType="separate"/>
-      </w:r>
-      <w:r>
-        <w:rPr>
-          <w:noProof/>
-        </w:rPr>
-        <w:t>5</w:t>
-      </w:r>
-      <w:r>
-        <w:fldChar w:fldCharType="end"/>
-      </w:r>
-      <w:r>
-        <w:t xml:space="preserve"> - I built for Android, so an Android folder appeared</w:t>
-      </w:r>
-    </w:p>
-    <w:p>
-      <w:pPr>
-        <w:keepNext/>
-      </w:pPr>
-      <w:r>
-        <w:drawing>
-          <wp:inline distT="0" distB="0" distL="0" distR="0" wp14:anchorId="6B6E1024" wp14:editId="31865FE9">
-            <wp:extent cx="3767138" cy="3654848"/>
-            <wp:effectExtent l="0" t="0" r="5080" b="3175"/>
-            <wp:docPr id="768740879" name="Picture 1"/>
-            <wp:cNvGraphicFramePr>
-              <a:graphicFrameLocks xmlns:a="http://schemas.openxmlformats.org/drawingml/2006/main" noChangeAspect="1"/>
-            </wp:cNvGraphicFramePr>
-            <a:graphic xmlns:a="http://schemas.openxmlformats.org/drawingml/2006/main">
-              <a:graphicData uri="http://schemas.openxmlformats.org/drawingml/2006/picture">
-                <pic:pic xmlns:pic="http://schemas.openxmlformats.org/drawingml/2006/picture">
-                  <pic:nvPicPr>
-                    <pic:cNvPr id="768740879" name=""/>
-                    <pic:cNvPicPr/>
-                  </pic:nvPicPr>
-                  <pic:blipFill>
-                    <a:blip r:embed="rId13"/>
-                    <a:stretch>
-                      <a:fillRect/>
-                    </a:stretch>
-                  </pic:blipFill>
-                  <pic:spPr>
-                    <a:xfrm>
-                      <a:off x="0" y="0"/>
-                      <a:ext cx="3774473" cy="3661965"/>
-                    </a:xfrm>
-                    <a:prstGeom prst="rect">
-                      <a:avLst/>
-                    </a:prstGeom>
-                  </pic:spPr>
-                </pic:pic>
-              </a:graphicData>
-            </a:graphic>
-          </wp:inline>
-        </w:drawing>
-      </w:r>
-    </w:p>
-    <w:p>
-      <w:pPr>
-        <w:pStyle w:val="Caption"/>
-      </w:pPr>
-      <w:r>
-        <w:t xml:space="preserve">Figure </w:t>
-      </w:r>
-      <w:r>
-        <w:fldChar w:fldCharType="begin"/>
-      </w:r>
-      <w:r>
-        <w:instrText xml:space="preserve"> SEQ Figure \* ARABIC </w:instrText>
-      </w:r>
-      <w:r>
-        <w:fldChar w:fldCharType="separate"/>
-      </w:r>
-      <w:r>
-        <w:rPr>
-          <w:noProof/>
-        </w:rPr>
-        <w:t>6</w:t>
-      </w:r>
-      <w:r>
-        <w:fldChar w:fldCharType="end"/>
-      </w:r>
-      <w:r>
-        <w:t xml:space="preserve"> - Uploading Android build data to </w:t>
-      </w:r>
-      <w:proofErr w:type="spellStart"/>
-      <w:r>
-        <w:t>KnightmareDash-addressables</w:t>
-      </w:r>
-      <w:proofErr w:type="spellEnd"/>
+        <w:t>you need to upload the build files</w:t>
+      </w:r>
+      <w:r>
+        <w:t xml:space="preserve">.  See AddressablePatching.docx for details on how this is done (skip </w:t>
+      </w:r>
+      <w:r>
+        <w:t>to the part after</w:t>
+      </w:r>
+      <w:r>
+        <w:t xml:space="preserve"> Figure 3)</w:t>
+      </w:r>
     </w:p>
     <w:sectPr>
-      <w:headerReference w:type="even" r:id="rId14"/>
-      <w:headerReference w:type="default" r:id="rId15"/>
-      <w:footerReference w:type="even" r:id="rId16"/>
-      <w:footerReference w:type="default" r:id="rId17"/>
-      <w:headerReference w:type="first" r:id="rId18"/>
-      <w:footerReference w:type="first" r:id="rId19"/>
+      <w:headerReference w:type="even" r:id="rId10"/>
+      <w:headerReference w:type="default" r:id="rId11"/>
+      <w:footerReference w:type="even" r:id="rId12"/>
+      <w:footerReference w:type="default" r:id="rId13"/>
+      <w:headerReference w:type="first" r:id="rId14"/>
+      <w:footerReference w:type="first" r:id="rId15"/>
       <w:pgSz w:w="12240" w:h="15840"/>
       <w:pgMar w:top="1440" w:right="1440" w:bottom="1440" w:left="1440" w:header="720" w:footer="720" w:gutter="0"/>
       <w:cols w:space="720"/>
@@ -1463,6 +1127,7 @@
   <w:style w:type="character" w:default="1" w:styleId="DefaultParagraphFont">
     <w:name w:val="Default Paragraph Font"/>
     <w:uiPriority w:val="1"/>
+    <w:semiHidden/>
     <w:unhideWhenUsed/>
   </w:style>
   <w:style w:type="table" w:default="1" w:styleId="TableNormal">
